--- a/example_articles/states/Hawaii/5.states_Hawaii_Other_publisher.docx
+++ b/example_articles/states/Hawaii/5.states_Hawaii_Other_publisher.docx
@@ -7,7 +7,7 @@
         <w:pStyle w:val="Heading1"/>
       </w:pPr>
       <w:r>
-        <w:t>Dining on the islands</w:t>
+        <w:t>ARTCETERA</w:t>
       </w:r>
     </w:p>
     <w:p>
@@ -17,17 +17,17 @@
     </w:p>
     <w:p>
       <w:r>
-        <w:t>Date: 2009-04-05</w:t>
+        <w:t>Date: 2021-02-12</w:t>
       </w:r>
     </w:p>
     <w:p>
       <w:r>
-        <w:t>Section: YOUR TIME; Pg. 20</w:t>
+        <w:t>Section: VARIETY; Pg. 2E</w:t>
       </w:r>
     </w:p>
     <w:p>
       <w:r>
-        <w:t>Source file: Other publishers/Files (500) (27).DOCX</w:t>
+        <w:t>Source file: Other publishers/Files (500) (4).DOCX</w:t>
       </w:r>
     </w:p>
     <w:p>
@@ -49,127 +49,41 @@
     </w:p>
     <w:p>
       <w:r>
-        <w:t>HONOLULU — Here are some of the places President Obama eats when he's in Hawaii, along with some of the eateries he spent time in growing up.</w:t>
+        <w:t xml:space="preserve">Wenonah Wilms is an overnight success, if by "overnight success" you mean that it took two decades. The Native writer from Minneapolis has been announced as co-writer of the pilot for "Firekeeper's Daughter," a murder mystery with a bunch of heavy hitters involved. The series will adapt the upcoming young adult novel by buzzed-about Ojibwe writer Angeline Boulley. It's for Netflix. </w:t>
         <w:br/>
-        <w:t>Indigo, 1121 Nuuanu Ave., Honolulu</w:t>
+        <w:t>And it's produced under the Higher Ground banner of Barack and Michelle Obama, whose production "American Factory" won an Oscar last year for best documentary. Wilms, a member of the Red Cliff Band of Lake Superior Chippewa, was pitching a project to Netflix when execs mentioned "Firekeeper's Daughter," which seemed like a good fit since its title character is both Native and white (Wilms also is part white as well as part Dakota). "Being able to walk the lines in the two worlds is her superpower," said Wilms. "Growing up, I never found books that had who I am as a main character. Never happened. So I definitely connected with the character." With several short films under her belt, Wilms has spent 20 years carving out space for herself in the Minnesota filmmaking community - winning awards such as a McKnight Media Artist Fellowship through FilmNorth and a Nicholl Fellowship through the Motion Picture Academy, both in 2018 - so she's ready. "I've been afraid to go to L.A. and give that a shot - I have kids and a dog - so being able to do it from Minnesota is my ultimate dream."</w:t>
         <w:br/>
-        <w:t>Maya Soetoro-Ng, Obama's sister, who lives in Honolulu, has said Indigo is one of her brother's favorite spots. Indigo is a hot spot in Chinatown, popular with everyone from locals like Kelsey Grammer to Honolulu's political and business power players.</w:t>
+        <w:t>CHRIS HEWITT</w:t>
         <w:br/>
-        <w:t>This "island fusion" eatery features a fresh and eclectic menu by chef Glenn Chu that matches the urban, Eurasian decor.</w:t>
+        <w:t>The new Stinson</w:t>
         <w:br/>
-        <w:t>Greg Johnson, Indigo's vice president of operations, said when the Obamas visited in August, they started with the dim sum plate ($14), which includes goat cheese wontons, lumpia-wrapped shrimp (similar to eggrolls) and duck mu shu rolls.</w:t>
+        <w:t>When she told Rolling Stone her new single is "a story of nostalgia and longing," Ruby Stinson left out one detail. "The familiar place in this story is my hometown of Minneapolis," said Stinson, who has moved back to Minnesota after nearly a decade in New York. The daughter of Replacements bassist Tommy Stinson has been edging toward a singing career for several years. Her new single under the moniker Ruby, "Come Clean" - a smooth, airy R&amp;B track akin to Kehlani - is the first off a five-song EP she expects to release by summer. Stinson said she hopes to work with local producers and songwriters now that she's back in Minneapolis. She is also planning to open a women's boutique, Legacy, at her mom Daune Stinson's former storefront at 34th Street and Lyndale Avenue. "I felt like Minneapolis was the perfect place to start fresh," she said.</w:t>
         <w:br/>
-        <w:t>For dinner, they had one of the most popular items: toasted black mustard and pepper crusted ahi served rare with wasabi soy, sun-dried tomato and olive tapenade ($36).</w:t>
+        <w:t>CHRIS RIEMENSCHNEIDER</w:t>
         <w:br/>
-        <w:t>"We treated them just like any another guest," Johnson said. "What I mean by that is, we made sure not to take pictures, or bother him or his guests and really just let them enjoy themselves."</w:t>
+        <w:t>A Strong showing</w:t>
         <w:br/>
-        <w:t>Other popular dishes are miso-marinated salmon ($22) and tandoori-style grilled chicken breast with mint pesto ($24).</w:t>
+        <w:t>Minneapolis writer Kawai Strong Washburn's debut novel "Sharks in the Time of Saviors" is the second book in the history of the PEN America awards to be a finalist in two categories. "Sharks" is up for the PEN/Jean Stein Award for the most original book in any genre, an award that carries a $75,000 honorarium, and the PEN/Hemingway Award for best debut book, which carries a $10,000 prize. "Sharks," about a working-class family in Hawaii whose lives are touched by the gods, was on Barack Obama's list of best books of 2020. A book from Minneapolis' Coffee House Press, "Ornamental," by Juan Cárdenas, also is a PEN finalist for best translation. Winners will be announced April 8.</w:t>
         <w:br/>
-        <w:t>Alan Wong's, 1857 S. King St., Honolulu</w:t>
+        <w:t>LAURIE HERTZEL</w:t>
         <w:br/>
-        <w:t>Another Obama favorite is Alan Wong's, according to his sister. The acclaimed restaurant is a leader in Hawaii Regional Cuisine, which is a fusion of flavors and foods from the islands' many cultures, stressing local ingredients like seafood and produce.</w:t>
+        <w:t>KARE's new news bear</w:t>
         <w:br/>
-        <w:t>Dinner entrees range from $27 to $52. Popular items include ginger-crusted onaga, a long-tail red snapper and twice-cooked short rib.</w:t>
+        <w:t>Bill Dallman, a Minnesota native who once served as KMSP's news director, is coming home as president and general manager for KARE 11, following the retirement of John Remes. After leaving KMSP, Dallman served as president of news for Fox Sports, launching "Fox Sports Live," the network's signature show. But he was soon back running news operations for KCBS-KCAL in Los Angeles and the ABC affiliate in Seattle. Dallman, who started his career in Austin, Minn., shared the news with Twitter followers: "I couldn't be more honored and excited."</w:t>
         <w:br/>
-        <w:t>Rainbow Drive-In, 3308 Kanaina Ave., Honolulu</w:t>
+        <w:t>NEAL JUSTIN</w:t>
         <w:br/>
-        <w:t>Obama mentioned Rainbow as a possible stop to get his local plate lunch fix. It's located just outside of Waikiki and popular with hungry surfers and locals looking for a quick, hearty and affordable meal.</w:t>
+        <w:t>Twain meeting</w:t>
         <w:br/>
-        <w:t>Traditional plate lunch offerings include hamburger steak ($5.75). A mix plate comes with teriyaki-style beef, mahi-mahi and boneless chicken for $6.50.</w:t>
+        <w:t>Like many theater lovers, former WCCO anchor Don Shelby marveled at Hal Holbrook's signature portrayal of Mark Twain. Years ago he took it one step further, doing his own Twain show that's as much a tribute to Holbrook, who just died at age 95. The two met in 1972 when Shelby worked at a station in Charleston, S.C. Holbrook was in town and Shelby's boss suggested he invite the actor for a sailing trip. During the eight-hour cruise, Shelby peppered Holbrook with questions about Twain. Years later, he asked the actor how he prepared for the part. "As soon as I put on the white suit, I'm done," Holbrook replied. Shelby said he's talking with Illusion Theater about getting back into that white suit.N.J.</w:t>
         <w:br/>
-        <w:t>The outdoor eatery hasn't changed much since it was founded in 1961 by Seiju Ifuku, who learned to cook during World War II while serving in the Army.</w:t>
+        <w:t>Carrying a 'Valentune'</w:t>
         <w:br/>
-        <w:t>Zippy's: 24 locations on Oahu, one on Maui</w:t>
+        <w:t>Wanna help raise money for St. Paul's History Theatre and put a song in the heart of your sweetie? You can do both with virtual singing "Valentunes" that include a personalized message and a romantic standard sung by a local performer: "You Are My Sunshine" by Tyler Michaels King, "What'll I Do" by Ann Michels, "I Ain't Got Nobody" by Jen Maren or "All of Me" by Erin Nicole Farste. If you still haven't purchased a Valentine's gift, a) what are you thinking? and b) you can order a Valentune for $25 at historytheatre.com through 6 p.m. Feb. 14.</w:t>
         <w:br/>
-        <w:t>Obama also mentioned Zippy's, one of the few diners open around the clock. It's sort of like Hawaii's version of Denny's, a family restaurant serving breakfast, burgers and local favorites.</w:t>
+        <w:t>CHRIS HEWITT</w:t>
         <w:br/>
-        <w:t>An institution for four decades, Zippy's is best known for chili served with white rice or spaghetti. It's a chili no Texan would love, but is beloved in the islands. It's so ubiquitous in Hawaii that it is sold in local Pizza Huts and Taco Bells.</w:t>
-        <w:br/>
-        <w:t>Obama mentioned the restaurant's "Zip Min," a bowl of noodles in hot broth with everything from wontons and vegetables to fish cake and sweet pork.</w:t>
-        <w:br/>
-        <w:t>He isn't the only president to have a penchant for Zippy's. Bill Clinton and daughter Chelsea dined at the Zippy's in Hawaii Kai in 1993. A year ago, Chelsea returned to the same Zippy's while stumping for her mother.</w:t>
-        <w:br/>
-        <w:t>Grace's Inn, two locations in Honolulu</w:t>
-        <w:br/>
-        <w:t>Alan Lum, Obama's high school basketball teammate at Punahou, said a favorite spot was Grace's. The team's favorite dish was chicken katsu on top of a bed of chow fun noodles, two scoops of rice and a side of mac salad. Chicken katsu is a deep-fried, breaded chicken filet served with a side of sauce.</w:t>
-        <w:br/>
-        <w:t>"I know Barack grinded at Grace's!" Lum said in an e-mail.</w:t>
-        <w:br/>
-        <w:t>Island Snow Shave Ice, 130 Kailua Road, Kailua</w:t>
-        <w:br/>
-        <w:t>Island Snow has served up cold, colorful concoctions to NBA athletes, rock stars, Michelle Pfeiffer and Jamie Lee Curtis. Even with its star-studded clientele, the super laid-back, surfer-type crew doesn't bat an eye.</w:t>
-        <w:br/>
-        <w:t>Until Obama walked in.</w:t>
-        <w:br/>
-        <w:t>"It was nuts," said Richard Whaley, who created the treat for the then-presidential candidate in August.</w:t>
-        <w:br/>
-        <w:t>Whaley said Obama's entourage seemed like it was 300 deep, including police, Secret Service, reporters, photographers, staffers, friends and about a dozen kids.</w:t>
-        <w:br/>
-        <w:t>The shop has a framed copy of a widely distributed AP photo showing Obama sitting on a bench that day, eating shave ice with his daughters and other children.</w:t>
-        <w:br/>
-        <w:t>"It's the shave ice that went around the world," Whaley said.</w:t>
-        <w:br/>
-        <w:t>And things haven't been the same since. Tourists have flocked to order the same shave ice Obama ordered and sit on the same bench. The store even sells Obama T-shirts now.</w:t>
-        <w:br/>
-        <w:t>Obama had the regular-size cone ($2.50) with three flavors: "choo-choo cherry," "da kine lemon-lime" and "tangy guava-orange." The most popular item is the "Rainbow" — strawberry, vanilla and banana.</w:t>
-        <w:br/>
-        <w:t>Chowder House, 1050 Ala Moana Blvd., Honolulu</w:t>
-        <w:br/>
-        <w:t>A sign in the window of the Chowder House says he ate there as a U.S. senator and often as a student. The low-key restaurant's menu ranges from fried seafood to sandwiches for about $10. But it's best known for clam chowder in sourdough bread bowls ($8). So what did Obama eat?</w:t>
-        <w:br/>
-        <w:t>"Cheeseburgers," said the waiter.</w:t>
-        <w:br/>
-        <w:t>Sakura Restaurant, 41-1801 Kalanianaole Hwy., Waimanalo</w:t>
-        <w:br/>
-        <w:t>Sakura is located on the top level of the clubhouse of Olomana Golf Links.</w:t>
-        <w:br/>
-        <w:t>Manager Jun Tsuchiya said Obama and his friends usually order pupus (appetizers) after a round of golf. They have shared the ahi poke ($10.95), fried gyoza ($6.95) and the 12-ounce rib-eye steak ($15.25). Ahi poke, a popular isle appetizer, is raw tuna cut into cubes, marinated with soy sauce, sesame oil, green onions and other ingredients.</w:t>
-        <w:br/>
-        <w:t>Tsuchiya even has an autograph from Obama that reads, "Thanks for the good food."</w:t>
-        <w:br/>
-        <w:t>Obama didn't stop by during his last visit. Instead, he went to the snack shop outside. He purchased two hot dogs, two Spam musubi and drinks. Spam musubi is a slice of fried Spam atop a block of rice and wrapped together in dried seaweed. It wasn't known if Obama ordered the Spam treat for himself or his buddies.</w:t>
-        <w:br/>
-        <w:t>Kua Aina Sandwich, 1200 Ala Moana Blvd., Honolulu</w:t>
-        <w:br/>
-        <w:t>Obama created quite a scene when he stopped at Kua Aina and purchased a box of burgers to take to nearby Ala Moana Beach Park to share with family and friends during his visit in August.</w:t>
-        <w:br/>
-        <w:t>Obama ordered eight 1/3-pound cheeseburgers ($7.50), six 1/2-pound cheeseburgers ($7.90), 10 Kiddie Burgers ($4.50) and 20 orders of fries ($2.25 or $3.25). He must have received a presidential pardon because his tab totaled just $116.50, about half of what it should have been. He did leave $40 in the tip jar.</w:t>
-        <w:br/>
-        <w:t>The burgers are simple, yet satisfying. They come with a charbroiled patty, lettuce, tomato and grilled onions on request between a kaiser bun. A few hours after eating burgers, Obama was the guest of honor at a sold-out fundraising dinner at the Kahala Hotel &amp; Resort, where guests paid $2,300 a seat.</w:t>
-        <w:br/>
-        <w:t>Baskin-Robbins, 1618 S. King St., Honolulu</w:t>
-        <w:br/>
-        <w:t>This might not be one of his favorites, but it's where he landed his first job.</w:t>
-        <w:br/>
-        <w:t>He scooped ice cream at this small parlor located across the street from the playground where he used to play basketball until dark. It's located in a densely populated, working-class area just a few blocks from his grandparent's high-rise apartment building, where he spent several years of his childhood.</w:t>
-        <w:br/>
-        <w:t>While wearing his brown cap and apron, young Obama would dish out more than just 31 flavors.</w:t>
-        <w:br/>
-        <w:t>"Girls would come in. You'd be trying to talk to them. They wouldn't give you the time of day because you were in this cap," Obama said last April.</w:t>
-        <w:br/>
-        <w:t>Koko Marina Paradise and Kokonuts Shave Ice, 7192 Kalanianaole Hwy., Honolulu</w:t>
-        <w:br/>
-        <w:t>After watching dolphins at Sea Life Park, Obama and his daughters ate at Koko Marina Paradise deli owned by Akemi Shindo, bypassing the nearby Subway sandwich shop.</w:t>
-        <w:br/>
-        <w:t>"Let me get a tuna sandwich," Obama said, asking for it on 12-grain bread, tomatoes and no mayo. "Actually, can you melt cheese on that? Can you make like a tuna melt with cheddar cheese?"</w:t>
-        <w:br/>
-        <w:t>The tuna melt is now known as the "Presidential Order" and costs $6.50. Besides a wide variety of sandwiches, the deli also features fresh crepes and even teriyaki beef bowls ($5).</w:t>
-        <w:br/>
-        <w:t>Obama then went across the parking lot to order shave ice at Kokonuts Shave Ice and ordered 15 treats for his daughters, friends and staff members. Owner Sabina Yi said Obama had the small lemon-lime and cherry and that business has picked up since his visit.</w:t>
-        <w:br/>
-        <w:t>Mariposa, 1450 Ala Moana Blvd., Honolulu</w:t>
-        <w:br/>
-        <w:t>Obama, family and friends spent an evening last year dining at this relaxed but swank eatery inside the Neiman Marcus store at Ala Moana Center.</w:t>
-        <w:br/>
-        <w:t>Dinner entrees include king crab cioppino ($32), grilled lamb chops ($36), seared diver scallops with lilikoi (passion fruit) butter ($29) and the Kona Kampachi fish grown in a fish farm off the Big Island ($32).</w:t>
-        <w:br/>
-        <w:br/>
-        <w:t>Graphic</w:t>
-        <w:br/>
-        <w:br/>
-        <w:t xml:space="preserve"> </w:t>
-        <w:br/>
-        <w:t>associated press FILE photo Then-President-Elect Barack Obama, holding his daughter Sasha, places an order at Kokonuts Shave Ice and Snacks while on vacation in Hawaii Kai, Hawaii, last December.</w:t>
+        <w:t>Follow us on Twitter @entertain_mn.</w:t>
       </w:r>
     </w:p>
     <w:sectPr>
